--- a/docs/산출물_20260927/05_ECS_운전_지침서.docx
+++ b/docs/산출물_20260927/05_ECS_운전_지침서.docx
@@ -477,26 +477,6 @@
     <w:p>
       <w:r>
         <w:rPr>
-          <w:b w:val="0"/>
-          <w:i w:val="0"/>
-          <w:sz w:val="18"/>
-        </w:rPr>
-        <w:t xml:space="preserve">   4.2 크레인 수동작업</w:t>
-      </w:r>
-    </w:p>
-    <w:p>
-      <w:r>
-        <w:rPr>
-          <w:b w:val="0"/>
-          <w:i w:val="0"/>
-          <w:sz w:val="18"/>
-        </w:rPr>
-        <w:t xml:space="preserve">   4.3 RTV(RGV) 수동작업</w:t>
-      </w:r>
-    </w:p>
-    <w:p>
-      <w:r>
-        <w:rPr>
           <w:b/>
           <w:i w:val="0"/>
           <w:sz w:val="20"/>
@@ -602,56 +582,6 @@
           <w:sz w:val="18"/>
         </w:rPr>
         <w:t xml:space="preserve">   6.3 RTV(RGV) 상태</w:t>
-      </w:r>
-    </w:p>
-    <w:p>
-      <w:r>
-        <w:rPr>
-          <w:b/>
-          <w:i w:val="0"/>
-          <w:sz w:val="20"/>
-        </w:rPr>
-        <w:t>7. 서버 프로그램</w:t>
-      </w:r>
-    </w:p>
-    <w:p>
-      <w:r>
-        <w:rPr>
-          <w:b w:val="0"/>
-          <w:i w:val="0"/>
-          <w:sz w:val="18"/>
-        </w:rPr>
-        <w:t xml:space="preserve">   7.1 통합 태스크 (ALL_TASK)</w:t>
-      </w:r>
-    </w:p>
-    <w:p>
-      <w:r>
-        <w:rPr>
-          <w:b w:val="0"/>
-          <w:i w:val="0"/>
-          <w:sz w:val="18"/>
-        </w:rPr>
-        <w:t xml:space="preserve">   7.2 설비 통신 (WCS_TASK_CV)</w:t>
-      </w:r>
-    </w:p>
-    <w:p>
-      <w:r>
-        <w:rPr>
-          <w:b w:val="0"/>
-          <w:i w:val="0"/>
-          <w:sz w:val="18"/>
-        </w:rPr>
-        <w:t xml:space="preserve">   7.3 스케줄러 (IO_TASK)</w:t>
-      </w:r>
-    </w:p>
-    <w:p>
-      <w:r>
-        <w:rPr>
-          <w:b w:val="0"/>
-          <w:i w:val="0"/>
-          <w:sz w:val="18"/>
-        </w:rPr>
-        <w:t xml:space="preserve">   7.4 상위 통신 (WCS_TASK_HOST)</w:t>
       </w:r>
     </w:p>
     <w:p>
@@ -1419,7 +1349,7 @@
       <w:r>
         <w:drawing>
           <wp:inline xmlns:a="http://schemas.openxmlformats.org/drawingml/2006/main" xmlns:pic="http://schemas.openxmlformats.org/drawingml/2006/picture">
-            <wp:extent cx="5580000" cy="1968541"/>
+            <wp:extent cx="5580000" cy="1691895"/>
             <wp:docPr id="3" name="Picture 3"/>
             <wp:cNvGraphicFramePr>
               <a:graphicFrameLocks noChangeAspect="1"/>
@@ -1440,7 +1370,7 @@
                   <pic:spPr>
                     <a:xfrm>
                       <a:off x="0" y="0"/>
-                      <a:ext cx="5580000" cy="1968541"/>
+                      <a:ext cx="5580000" cy="1691895"/>
                     </a:xfrm>
                     <a:prstGeom prst="rect"/>
                   </pic:spPr>
@@ -1981,7 +1911,7 @@
       <w:r>
         <w:drawing>
           <wp:inline xmlns:a="http://schemas.openxmlformats.org/drawingml/2006/main" xmlns:pic="http://schemas.openxmlformats.org/drawingml/2006/picture">
-            <wp:extent cx="5580000" cy="1691895"/>
+            <wp:extent cx="5580000" cy="1968541"/>
             <wp:docPr id="6" name="Picture 6"/>
             <wp:cNvGraphicFramePr>
               <a:graphicFrameLocks noChangeAspect="1"/>
@@ -2002,7 +1932,7 @@
                   <pic:spPr>
                     <a:xfrm>
                       <a:off x="0" y="0"/>
-                      <a:ext cx="5580000" cy="1691895"/>
+                      <a:ext cx="5580000" cy="1968541"/>
                     </a:xfrm>
                     <a:prstGeom prst="rect"/>
                   </pic:spPr>
@@ -2045,258 +1975,6 @@
           <w:sz w:val="20"/>
         </w:rPr>
         <w:t>반자동(1x) 작업은 상위에 보고하지 않고 완료 시 삭제된다.</w:t>
-      </w:r>
-    </w:p>
-    <w:p/>
-    <w:p>
-      <w:pPr>
-        <w:pStyle w:val="Heading2"/>
-      </w:pPr>
-      <w:r>
-        <w:t>4.2 크레인 수동작업</w:t>
-      </w:r>
-    </w:p>
-    <w:p>
-      <w:r>
-        <w:rPr>
-          <w:b/>
-          <w:i w:val="0"/>
-          <w:sz w:val="20"/>
-        </w:rPr>
-        <w:t>메뉴 PATH</w:t>
-      </w:r>
-    </w:p>
-    <w:p>
-      <w:pPr>
-        <w:ind w:left="283"/>
-      </w:pPr>
-      <w:r>
-        <w:rPr>
-          <w:b w:val="0"/>
-          <w:i w:val="0"/>
-          <w:sz w:val="20"/>
-        </w:rPr>
-        <w:t>MANUAL ▷ 수동조작 ▷ 크레인</w:t>
-      </w:r>
-    </w:p>
-    <w:p>
-      <w:r>
-        <w:rPr>
-          <w:b/>
-          <w:i w:val="0"/>
-          <w:sz w:val="20"/>
-        </w:rPr>
-        <w:t>프로그램 개요</w:t>
-      </w:r>
-    </w:p>
-    <w:p>
-      <w:pPr>
-        <w:ind w:left="283"/>
-      </w:pPr>
-      <w:r>
-        <w:rPr>
-          <w:b w:val="0"/>
-          <w:i w:val="0"/>
-          <w:sz w:val="20"/>
-        </w:rPr>
-        <w:t>크레인 한 대에 H/S(트랙)·셀 위치를 지정해 직접 이송 지시를 낸다.</w:t>
-      </w:r>
-    </w:p>
-    <w:p>
-      <w:r>
-        <w:rPr>
-          <w:b/>
-          <w:i w:val="0"/>
-          <w:sz w:val="20"/>
-        </w:rPr>
-        <w:t>화면</w:t>
-      </w:r>
-    </w:p>
-    <w:p>
-      <w:pPr>
-        <w:jc w:val="center"/>
-      </w:pPr>
-      <w:r>
-        <w:drawing>
-          <wp:inline xmlns:a="http://schemas.openxmlformats.org/drawingml/2006/main" xmlns:pic="http://schemas.openxmlformats.org/drawingml/2006/picture">
-            <wp:extent cx="5580000" cy="5820616"/>
-            <wp:docPr id="7" name="Picture 7"/>
-            <wp:cNvGraphicFramePr>
-              <a:graphicFrameLocks noChangeAspect="1"/>
-            </wp:cNvGraphicFramePr>
-            <a:graphic>
-              <a:graphicData uri="http://schemas.openxmlformats.org/drawingml/2006/picture">
-                <pic:pic>
-                  <pic:nvPicPr>
-                    <pic:cNvPr id="0" name="manual_sc_0.png"/>
-                    <pic:cNvPicPr/>
-                  </pic:nvPicPr>
-                  <pic:blipFill>
-                    <a:blip r:embed="rId15"/>
-                    <a:stretch>
-                      <a:fillRect/>
-                    </a:stretch>
-                  </pic:blipFill>
-                  <pic:spPr>
-                    <a:xfrm>
-                      <a:off x="0" y="0"/>
-                      <a:ext cx="5580000" cy="5820616"/>
-                    </a:xfrm>
-                    <a:prstGeom prst="rect"/>
-                  </pic:spPr>
-                </pic:pic>
-              </a:graphicData>
-            </a:graphic>
-          </wp:inline>
-        </w:drawing>
-      </w:r>
-    </w:p>
-    <w:p>
-      <w:r>
-        <w:rPr>
-          <w:b/>
-          <w:i w:val="0"/>
-          <w:sz w:val="20"/>
-        </w:rPr>
-        <w:t>※ 특기사항</w:t>
-      </w:r>
-    </w:p>
-    <w:p>
-      <w:pPr>
-        <w:pStyle w:val="ListBullet"/>
-        <w:ind w:left="624"/>
-      </w:pPr>
-      <w:r>
-        <w:rPr>
-          <w:sz w:val="20"/>
-        </w:rPr>
-        <w:t>그 크레인에 진행 중인 지시가 있으면 수동 지시를 거부한다.</w:t>
-      </w:r>
-    </w:p>
-    <w:p/>
-    <w:p>
-      <w:pPr>
-        <w:pStyle w:val="Heading2"/>
-      </w:pPr>
-      <w:r>
-        <w:t>4.3 RTV(RGV) 수동작업</w:t>
-      </w:r>
-    </w:p>
-    <w:p>
-      <w:r>
-        <w:rPr>
-          <w:b/>
-          <w:i w:val="0"/>
-          <w:sz w:val="20"/>
-        </w:rPr>
-        <w:t>메뉴 PATH</w:t>
-      </w:r>
-    </w:p>
-    <w:p>
-      <w:pPr>
-        <w:ind w:left="283"/>
-      </w:pPr>
-      <w:r>
-        <w:rPr>
-          <w:b w:val="0"/>
-          <w:i w:val="0"/>
-          <w:sz w:val="20"/>
-        </w:rPr>
-        <w:t>MANUAL ▷ 수동조작 ▷ RTV</w:t>
-      </w:r>
-    </w:p>
-    <w:p>
-      <w:r>
-        <w:rPr>
-          <w:b/>
-          <w:i w:val="0"/>
-          <w:sz w:val="20"/>
-        </w:rPr>
-        <w:t>프로그램 개요</w:t>
-      </w:r>
-    </w:p>
-    <w:p>
-      <w:pPr>
-        <w:ind w:left="283"/>
-      </w:pPr>
-      <w:r>
-        <w:rPr>
-          <w:b w:val="0"/>
-          <w:i w:val="0"/>
-          <w:sz w:val="20"/>
-        </w:rPr>
-        <w:t>RGV 에 출발지/도착지 트랙을 지정해 직접 반송 지시를 낸다.</w:t>
-      </w:r>
-    </w:p>
-    <w:p>
-      <w:r>
-        <w:rPr>
-          <w:b/>
-          <w:i w:val="0"/>
-          <w:sz w:val="20"/>
-        </w:rPr>
-        <w:t>화면</w:t>
-      </w:r>
-    </w:p>
-    <w:p>
-      <w:pPr>
-        <w:jc w:val="center"/>
-      </w:pPr>
-      <w:r>
-        <w:drawing>
-          <wp:inline xmlns:a="http://schemas.openxmlformats.org/drawingml/2006/main" xmlns:pic="http://schemas.openxmlformats.org/drawingml/2006/picture">
-            <wp:extent cx="5580000" cy="4166400"/>
-            <wp:docPr id="8" name="Picture 8"/>
-            <wp:cNvGraphicFramePr>
-              <a:graphicFrameLocks noChangeAspect="1"/>
-            </wp:cNvGraphicFramePr>
-            <a:graphic>
-              <a:graphicData uri="http://schemas.openxmlformats.org/drawingml/2006/picture">
-                <pic:pic>
-                  <pic:nvPicPr>
-                    <pic:cNvPr id="0" name="manual_rtv_0.png"/>
-                    <pic:cNvPicPr/>
-                  </pic:nvPicPr>
-                  <pic:blipFill>
-                    <a:blip r:embed="rId16"/>
-                    <a:stretch>
-                      <a:fillRect/>
-                    </a:stretch>
-                  </pic:blipFill>
-                  <pic:spPr>
-                    <a:xfrm>
-                      <a:off x="0" y="0"/>
-                      <a:ext cx="5580000" cy="4166400"/>
-                    </a:xfrm>
-                    <a:prstGeom prst="rect"/>
-                  </pic:spPr>
-                </pic:pic>
-              </a:graphicData>
-            </a:graphic>
-          </wp:inline>
-        </w:drawing>
-      </w:r>
-    </w:p>
-    <w:p>
-      <w:r>
-        <w:rPr>
-          <w:b/>
-          <w:i w:val="0"/>
-          <w:sz w:val="20"/>
-        </w:rPr>
-        <w:t>※ 특기사항</w:t>
-      </w:r>
-    </w:p>
-    <w:p>
-      <w:pPr>
-        <w:pStyle w:val="ListBullet"/>
-        <w:ind w:left="624"/>
-      </w:pPr>
-      <w:r>
-        <w:rPr>
-          <w:sz w:val="20"/>
-        </w:rPr>
-        <w:t>출발지=도착지 지시와, 진행 중 지시가 있을 때의 지시는 거부된다.</w:t>
       </w:r>
     </w:p>
     <w:p/>
@@ -2380,7 +2058,7 @@
         <w:drawing>
           <wp:inline xmlns:a="http://schemas.openxmlformats.org/drawingml/2006/main" xmlns:pic="http://schemas.openxmlformats.org/drawingml/2006/picture">
             <wp:extent cx="5580000" cy="3346213"/>
-            <wp:docPr id="9" name="Picture 9"/>
+            <wp:docPr id="7" name="Picture 7"/>
             <wp:cNvGraphicFramePr>
               <a:graphicFrameLocks noChangeAspect="1"/>
             </wp:cNvGraphicFramePr>
@@ -2392,7 +2070,7 @@
                     <pic:cNvPicPr/>
                   </pic:nvPicPr>
                   <pic:blipFill>
-                    <a:blip r:embed="rId17"/>
+                    <a:blip r:embed="rId15"/>
                     <a:stretch>
                       <a:fillRect/>
                     </a:stretch>
@@ -2484,7 +2162,7 @@
         <w:drawing>
           <wp:inline xmlns:a="http://schemas.openxmlformats.org/drawingml/2006/main" xmlns:pic="http://schemas.openxmlformats.org/drawingml/2006/picture">
             <wp:extent cx="5580000" cy="3273600"/>
-            <wp:docPr id="10" name="Picture 10"/>
+            <wp:docPr id="8" name="Picture 8"/>
             <wp:cNvGraphicFramePr>
               <a:graphicFrameLocks noChangeAspect="1"/>
             </wp:cNvGraphicFramePr>
@@ -2496,7 +2174,7 @@
                     <pic:cNvPicPr/>
                   </pic:nvPicPr>
                   <pic:blipFill>
-                    <a:blip r:embed="rId18"/>
+                    <a:blip r:embed="rId16"/>
                     <a:stretch>
                       <a:fillRect/>
                     </a:stretch>
@@ -2610,7 +2288,7 @@
         <w:drawing>
           <wp:inline xmlns:a="http://schemas.openxmlformats.org/drawingml/2006/main" xmlns:pic="http://schemas.openxmlformats.org/drawingml/2006/picture">
             <wp:extent cx="5580000" cy="3771482"/>
-            <wp:docPr id="11" name="Picture 11"/>
+            <wp:docPr id="9" name="Picture 9"/>
             <wp:cNvGraphicFramePr>
               <a:graphicFrameLocks noChangeAspect="1"/>
             </wp:cNvGraphicFramePr>
@@ -2622,7 +2300,7 @@
                     <pic:cNvPicPr/>
                   </pic:nvPicPr>
                   <pic:blipFill>
-                    <a:blip r:embed="rId19"/>
+                    <a:blip r:embed="rId17"/>
                     <a:stretch>
                       <a:fillRect/>
                     </a:stretch>
@@ -2714,7 +2392,7 @@
         <w:drawing>
           <wp:inline xmlns:a="http://schemas.openxmlformats.org/drawingml/2006/main" xmlns:pic="http://schemas.openxmlformats.org/drawingml/2006/picture">
             <wp:extent cx="5580000" cy="3721760"/>
-            <wp:docPr id="12" name="Picture 12"/>
+            <wp:docPr id="10" name="Picture 10"/>
             <wp:cNvGraphicFramePr>
               <a:graphicFrameLocks noChangeAspect="1"/>
             </wp:cNvGraphicFramePr>
@@ -2726,7 +2404,7 @@
                     <pic:cNvPicPr/>
                   </pic:nvPicPr>
                   <pic:blipFill>
-                    <a:blip r:embed="rId20"/>
+                    <a:blip r:embed="rId18"/>
                     <a:stretch>
                       <a:fillRect/>
                     </a:stretch>
@@ -2818,7 +2496,7 @@
         <w:drawing>
           <wp:inline xmlns:a="http://schemas.openxmlformats.org/drawingml/2006/main" xmlns:pic="http://schemas.openxmlformats.org/drawingml/2006/picture">
             <wp:extent cx="5580000" cy="2882290"/>
-            <wp:docPr id="13" name="Picture 13"/>
+            <wp:docPr id="11" name="Picture 11"/>
             <wp:cNvGraphicFramePr>
               <a:graphicFrameLocks noChangeAspect="1"/>
             </wp:cNvGraphicFramePr>
@@ -2830,7 +2508,7 @@
                     <pic:cNvPicPr/>
                   </pic:nvPicPr>
                   <pic:blipFill>
-                    <a:blip r:embed="rId21"/>
+                    <a:blip r:embed="rId19"/>
                     <a:stretch>
                       <a:fillRect/>
                     </a:stretch>
@@ -2901,7 +2579,7 @@
           <w:i w:val="0"/>
           <w:sz w:val="20"/>
         </w:rPr>
-        <w:t>체류 작업과 알람을 모아 보여 주는 경고창. 10초마다 조회해 해당 건이 있으면 화면 오른쪽 아래에 스스로 뜬다.</w:t>
+        <w:t>설비 에러를 모아 보여 주는 경고창. 10초마다 조회해 에러가 있으면 화면 오른쪽 아래에 스스로 뜬다.</w:t>
       </w:r>
     </w:p>
     <w:p>
@@ -2934,7 +2612,7 @@
         <w:rPr>
           <w:sz w:val="20"/>
         </w:rPr>
-        <w:t>체류 기준 : Ecs.ini [USER] JOB_STALL_WARN_SEC=300 (최소 10초, 저장 즉시 반영).</w:t>
+        <w:t>2026-09-28 : 오래 멈춘 화물(체류) 알람은 폐기했다. 알람은 ★설비 에러★ 가 뜰 때만 올라온다.</w:t>
       </w:r>
     </w:p>
     <w:p>
@@ -2946,7 +2624,7 @@
         <w:rPr>
           <w:sz w:val="20"/>
         </w:rPr>
-        <w:t>목록 열 : 시각 / 작업번호 / 구분 / 체류(초) / 내용. [STOP] 은 음소거 후 숨긴다.</w:t>
+        <w:t>[STOP] 은 음소거 후 숨긴다. 에러가 풀리면 목록에서 빠진다.</w:t>
       </w:r>
     </w:p>
     <w:p>
@@ -2958,7 +2636,7 @@
         <w:rPr>
           <w:sz w:val="20"/>
         </w:rPr>
-        <w:t>체류는 경고만 한다 - 시간 경과로 작업을 자동 완료하지 않는다(설비 신호와 실물을 확인 후 처리).</w:t>
+        <w:t>지난 에러는 LOG ▷ 설비에러이력 에서 본다.</w:t>
       </w:r>
     </w:p>
     <w:p/>
@@ -3042,7 +2720,7 @@
         <w:drawing>
           <wp:inline xmlns:a="http://schemas.openxmlformats.org/drawingml/2006/main" xmlns:pic="http://schemas.openxmlformats.org/drawingml/2006/picture">
             <wp:extent cx="5580000" cy="5907668"/>
-            <wp:docPr id="14" name="Picture 14"/>
+            <wp:docPr id="12" name="Picture 12"/>
             <wp:cNvGraphicFramePr>
               <a:graphicFrameLocks noChangeAspect="1"/>
             </wp:cNvGraphicFramePr>
@@ -3054,7 +2732,7 @@
                     <pic:cNvPicPr/>
                   </pic:nvPicPr>
                   <pic:blipFill>
-                    <a:blip r:embed="rId22"/>
+                    <a:blip r:embed="rId20"/>
                     <a:stretch>
                       <a:fillRect/>
                     </a:stretch>
@@ -3204,7 +2882,7 @@
         <w:drawing>
           <wp:inline xmlns:a="http://schemas.openxmlformats.org/drawingml/2006/main" xmlns:pic="http://schemas.openxmlformats.org/drawingml/2006/picture">
             <wp:extent cx="5580000" cy="6603000"/>
-            <wp:docPr id="15" name="Picture 15"/>
+            <wp:docPr id="13" name="Picture 13"/>
             <wp:cNvGraphicFramePr>
               <a:graphicFrameLocks noChangeAspect="1"/>
             </wp:cNvGraphicFramePr>
@@ -3216,7 +2894,7 @@
                     <pic:cNvPicPr/>
                   </pic:nvPicPr>
                   <pic:blipFill>
-                    <a:blip r:embed="rId23"/>
+                    <a:blip r:embed="rId21"/>
                     <a:stretch>
                       <a:fillRect/>
                     </a:stretch>
@@ -3354,7 +3032,7 @@
         <w:drawing>
           <wp:inline xmlns:a="http://schemas.openxmlformats.org/drawingml/2006/main" xmlns:pic="http://schemas.openxmlformats.org/drawingml/2006/picture">
             <wp:extent cx="5580000" cy="5629206"/>
-            <wp:docPr id="16" name="Picture 16"/>
+            <wp:docPr id="14" name="Picture 14"/>
             <wp:cNvGraphicFramePr>
               <a:graphicFrameLocks noChangeAspect="1"/>
             </wp:cNvGraphicFramePr>
@@ -3366,7 +3044,7 @@
                     <pic:cNvPicPr/>
                   </pic:nvPicPr>
                   <pic:blipFill>
-                    <a:blip r:embed="rId24"/>
+                    <a:blip r:embed="rId22"/>
                     <a:stretch>
                       <a:fillRect/>
                     </a:stretch>
@@ -3425,555 +3103,7 @@
         <w:pStyle w:val="Heading1"/>
       </w:pPr>
       <w:r>
-        <w:t>7. 서버 프로그램</w:t>
-      </w:r>
-    </w:p>
-    <w:p>
-      <w:pPr>
-        <w:pStyle w:val="Heading2"/>
-      </w:pPr>
-      <w:r>
-        <w:t>7.1 통합 태스크 (ALL_TASK)</w:t>
-      </w:r>
-    </w:p>
-    <w:p>
-      <w:r>
-        <w:rPr>
-          <w:b/>
-          <w:i w:val="0"/>
-          <w:sz w:val="20"/>
-        </w:rPr>
-        <w:t>메뉴 PATH</w:t>
-      </w:r>
-    </w:p>
-    <w:p>
-      <w:pPr>
-        <w:ind w:left="283"/>
-      </w:pPr>
-      <w:r>
-        <w:rPr>
-          <w:b w:val="0"/>
-          <w:i w:val="0"/>
-          <w:sz w:val="20"/>
-        </w:rPr>
-        <w:t>TASK\ALL_TASK\ALL_TASK.exe</w:t>
-      </w:r>
-    </w:p>
-    <w:p>
-      <w:r>
-        <w:rPr>
-          <w:b/>
-          <w:i w:val="0"/>
-          <w:sz w:val="20"/>
-        </w:rPr>
-        <w:t>프로그램 개요</w:t>
-      </w:r>
-    </w:p>
-    <w:p>
-      <w:pPr>
-        <w:ind w:left="283"/>
-      </w:pPr>
-      <w:r>
-        <w:rPr>
-          <w:b w:val="0"/>
-          <w:i w:val="0"/>
-          <w:sz w:val="20"/>
-        </w:rPr>
-        <w:t>설비 통신(EQP)·스케줄러(IO)·상위 통신(HOST) 세 프로그램을 한 창에 합친 것. 탭으로 각 화면을 보고, [제어판] 에서 태스크별로 기동·정지한다.</w:t>
-      </w:r>
-    </w:p>
-    <w:p>
-      <w:r>
-        <w:rPr>
-          <w:b/>
-          <w:i w:val="0"/>
-          <w:sz w:val="20"/>
-        </w:rPr>
-        <w:t>화면</w:t>
-      </w:r>
-    </w:p>
-    <w:p>
-      <w:pPr>
-        <w:jc w:val="center"/>
-      </w:pPr>
-      <w:r>
-        <w:drawing>
-          <wp:inline xmlns:a="http://schemas.openxmlformats.org/drawingml/2006/main" xmlns:pic="http://schemas.openxmlformats.org/drawingml/2006/picture">
-            <wp:extent cx="5580000" cy="3850016"/>
-            <wp:docPr id="17" name="Picture 17"/>
-            <wp:cNvGraphicFramePr>
-              <a:graphicFrameLocks noChangeAspect="1"/>
-            </wp:cNvGraphicFramePr>
-            <a:graphic>
-              <a:graphicData uri="http://schemas.openxmlformats.org/drawingml/2006/picture">
-                <pic:pic>
-                  <pic:nvPicPr>
-                    <pic:cNvPr id="0" name="alltask_ctrl.png"/>
-                    <pic:cNvPicPr/>
-                  </pic:nvPicPr>
-                  <pic:blipFill>
-                    <a:blip r:embed="rId25"/>
-                    <a:stretch>
-                      <a:fillRect/>
-                    </a:stretch>
-                  </pic:blipFill>
-                  <pic:spPr>
-                    <a:xfrm>
-                      <a:off x="0" y="0"/>
-                      <a:ext cx="5580000" cy="3850016"/>
-                    </a:xfrm>
-                    <a:prstGeom prst="rect"/>
-                  </pic:spPr>
-                </pic:pic>
-              </a:graphicData>
-            </a:graphic>
-          </wp:inline>
-        </w:drawing>
-      </w:r>
-    </w:p>
-    <w:p>
-      <w:r>
-        <w:rPr>
-          <w:b/>
-          <w:i w:val="0"/>
-          <w:sz w:val="20"/>
-        </w:rPr>
-        <w:t>※ 특기사항</w:t>
-      </w:r>
-    </w:p>
-    <w:p>
-      <w:pPr>
-        <w:pStyle w:val="ListBullet"/>
-        <w:ind w:left="624"/>
-      </w:pPr>
-      <w:r>
-        <w:rPr>
-          <w:sz w:val="20"/>
-        </w:rPr>
-        <w:t>로그는 스레드별 파일(LOG\&lt;스레드&gt;\&lt;스레드&gt;_yyyyMMdd.log, 기본 365일)과 WCS_LOG_PGR 에 남는다.</w:t>
-      </w:r>
-    </w:p>
-    <w:p/>
-    <w:p>
-      <w:pPr>
-        <w:pStyle w:val="Heading2"/>
-      </w:pPr>
-      <w:r>
-        <w:t>7.2 설비 통신 (WCS_TASK_CV)</w:t>
-      </w:r>
-    </w:p>
-    <w:p>
-      <w:r>
-        <w:rPr>
-          <w:b/>
-          <w:i w:val="0"/>
-          <w:sz w:val="20"/>
-        </w:rPr>
-        <w:t>메뉴 PATH</w:t>
-      </w:r>
-    </w:p>
-    <w:p>
-      <w:pPr>
-        <w:ind w:left="283"/>
-      </w:pPr>
-      <w:r>
-        <w:rPr>
-          <w:b w:val="0"/>
-          <w:i w:val="0"/>
-          <w:sz w:val="20"/>
-        </w:rPr>
-        <w:t>ALL_TASK ▷ EQP 탭 (단독 : TASK\WCS_TASK_CV_BIN\bin\Debug\WCS_TASK_CV.exe)</w:t>
-      </w:r>
-    </w:p>
-    <w:p>
-      <w:r>
-        <w:rPr>
-          <w:b/>
-          <w:i w:val="0"/>
-          <w:sz w:val="20"/>
-        </w:rPr>
-        <w:t>프로그램 개요</w:t>
-      </w:r>
-    </w:p>
-    <w:p>
-      <w:pPr>
-        <w:ind w:left="283"/>
-      </w:pPr>
-      <w:r>
-        <w:rPr>
-          <w:b w:val="0"/>
-          <w:i w:val="0"/>
-          <w:sz w:val="20"/>
-        </w:rPr>
-        <w:t>마스터 PLC(XGT) 와 1소켓으로 통신하며 CV_DATA/SC_DATA_LGLS/RTV_DATA_LGLS 를 갱신하고 지시를 PLC 에 쓴다.</w:t>
-      </w:r>
-    </w:p>
-    <w:p>
-      <w:r>
-        <w:rPr>
-          <w:b/>
-          <w:i w:val="0"/>
-          <w:sz w:val="20"/>
-        </w:rPr>
-        <w:t>화면</w:t>
-      </w:r>
-    </w:p>
-    <w:p>
-      <w:pPr>
-        <w:jc w:val="center"/>
-      </w:pPr>
-      <w:r>
-        <w:drawing>
-          <wp:inline xmlns:a="http://schemas.openxmlformats.org/drawingml/2006/main" xmlns:pic="http://schemas.openxmlformats.org/drawingml/2006/picture">
-            <wp:extent cx="6120000" cy="4222599"/>
-            <wp:docPr id="18" name="Picture 18"/>
-            <wp:cNvGraphicFramePr>
-              <a:graphicFrameLocks noChangeAspect="1"/>
-            </wp:cNvGraphicFramePr>
-            <a:graphic>
-              <a:graphicData uri="http://schemas.openxmlformats.org/drawingml/2006/picture">
-                <pic:pic>
-                  <pic:nvPicPr>
-                    <pic:cNvPr id="0" name="cvtask_main.png"/>
-                    <pic:cNvPicPr/>
-                  </pic:nvPicPr>
-                  <pic:blipFill>
-                    <a:blip r:embed="rId26"/>
-                    <a:stretch>
-                      <a:fillRect/>
-                    </a:stretch>
-                  </pic:blipFill>
-                  <pic:spPr>
-                    <a:xfrm>
-                      <a:off x="0" y="0"/>
-                      <a:ext cx="6120000" cy="4222599"/>
-                    </a:xfrm>
-                    <a:prstGeom prst="rect"/>
-                  </pic:spPr>
-                </pic:pic>
-              </a:graphicData>
-            </a:graphic>
-          </wp:inline>
-        </w:drawing>
-      </w:r>
-    </w:p>
-    <w:p>
-      <w:r>
-        <w:rPr>
-          <w:b/>
-          <w:i w:val="0"/>
-          <w:sz w:val="20"/>
-        </w:rPr>
-        <w:t>※ 특기사항</w:t>
-      </w:r>
-    </w:p>
-    <w:p>
-      <w:pPr>
-        <w:pStyle w:val="ListBullet"/>
-        <w:ind w:left="624"/>
-      </w:pPr>
-      <w:r>
-        <w:rPr>
-          <w:sz w:val="20"/>
-        </w:rPr>
-        <w:t>C/V 15대 한 바퀴 약 1초(2026-09-17 개선, 종전 3초 이상) - 운전 화면 반영 속도를 좌우한다.</w:t>
-      </w:r>
-    </w:p>
-    <w:p>
-      <w:pPr>
-        <w:pStyle w:val="ListBullet"/>
-        <w:ind w:left="624"/>
-      </w:pPr>
-      <w:r>
-        <w:rPr>
-          <w:sz w:val="20"/>
-        </w:rPr>
-        <w:t>WCS_DB.INI [CNF] 속도 옵션(저장 후 2초 내 반영) : CV_BULK_R / CV_EVT_BULK / CV_HB_MS / CV_CYCLE_SLEEP_MS / CV_CYCLE_LOG_MS / UI_LOG_ASYNC.</w:t>
-      </w:r>
-    </w:p>
-    <w:p>
-      <w:pPr>
-        <w:pStyle w:val="ListBullet"/>
-        <w:ind w:left="624"/>
-      </w:pPr>
-      <w:r>
-        <w:rPr>
-          <w:sz w:val="20"/>
-        </w:rPr>
-        <w:t>Client [입고/출고 모드] 더블클릭 전환(DIRM)은 화물 보류 없이 즉시 방향 워드에 쓴다.</w:t>
-      </w:r>
-    </w:p>
-    <w:p/>
-    <w:p>
-      <w:pPr>
-        <w:pStyle w:val="Heading2"/>
-      </w:pPr>
-      <w:r>
-        <w:t>7.3 스케줄러 (IO_TASK)</w:t>
-      </w:r>
-    </w:p>
-    <w:p>
-      <w:r>
-        <w:rPr>
-          <w:b/>
-          <w:i w:val="0"/>
-          <w:sz w:val="20"/>
-        </w:rPr>
-        <w:t>메뉴 PATH</w:t>
-      </w:r>
-    </w:p>
-    <w:p>
-      <w:pPr>
-        <w:ind w:left="283"/>
-      </w:pPr>
-      <w:r>
-        <w:rPr>
-          <w:b w:val="0"/>
-          <w:i w:val="0"/>
-          <w:sz w:val="20"/>
-        </w:rPr>
-        <w:t>ALL_TASK ▷ IO 탭 (단독 : TASK\IO_TASK\bin\Debug\IO_TASK_SEMI_FINISH.exe)</w:t>
-      </w:r>
-    </w:p>
-    <w:p>
-      <w:r>
-        <w:rPr>
-          <w:b/>
-          <w:i w:val="0"/>
-          <w:sz w:val="20"/>
-        </w:rPr>
-        <w:t>프로그램 개요</w:t>
-      </w:r>
-    </w:p>
-    <w:p>
-      <w:pPr>
-        <w:ind w:left="283"/>
-      </w:pPr>
-      <w:r>
-        <w:rPr>
-          <w:b w:val="0"/>
-          <w:i w:val="0"/>
-          <w:sz w:val="20"/>
-        </w:rPr>
-        <w:t>작업 상태 기계. JOB_MST 를 읽어 CV/RGV/SC 지시를 내리고 완료를 판정한다.</w:t>
-      </w:r>
-    </w:p>
-    <w:p>
-      <w:r>
-        <w:rPr>
-          <w:b/>
-          <w:i w:val="0"/>
-          <w:sz w:val="20"/>
-        </w:rPr>
-        <w:t>화면</w:t>
-      </w:r>
-    </w:p>
-    <w:p>
-      <w:pPr>
-        <w:jc w:val="center"/>
-      </w:pPr>
-      <w:r>
-        <w:drawing>
-          <wp:inline xmlns:a="http://schemas.openxmlformats.org/drawingml/2006/main" xmlns:pic="http://schemas.openxmlformats.org/drawingml/2006/picture">
-            <wp:extent cx="5580000" cy="3850016"/>
-            <wp:docPr id="19" name="Picture 19"/>
-            <wp:cNvGraphicFramePr>
-              <a:graphicFrameLocks noChangeAspect="1"/>
-            </wp:cNvGraphicFramePr>
-            <a:graphic>
-              <a:graphicData uri="http://schemas.openxmlformats.org/drawingml/2006/picture">
-                <pic:pic>
-                  <pic:nvPicPr>
-                    <pic:cNvPr id="0" name="task_IO_TASK_SEMI_FINISH.png"/>
-                    <pic:cNvPicPr/>
-                  </pic:nvPicPr>
-                  <pic:blipFill>
-                    <a:blip r:embed="rId27"/>
-                    <a:stretch>
-                      <a:fillRect/>
-                    </a:stretch>
-                  </pic:blipFill>
-                  <pic:spPr>
-                    <a:xfrm>
-                      <a:off x="0" y="0"/>
-                      <a:ext cx="5580000" cy="3850016"/>
-                    </a:xfrm>
-                    <a:prstGeom prst="rect"/>
-                  </pic:spPr>
-                </pic:pic>
-              </a:graphicData>
-            </a:graphic>
-          </wp:inline>
-        </w:drawing>
-      </w:r>
-    </w:p>
-    <w:p>
-      <w:r>
-        <w:rPr>
-          <w:b/>
-          <w:i w:val="0"/>
-          <w:sz w:val="20"/>
-        </w:rPr>
-        <w:t>※ 특기사항</w:t>
-      </w:r>
-    </w:p>
-    <w:p>
-      <w:pPr>
-        <w:pStyle w:val="ListBullet"/>
-        <w:ind w:left="624"/>
-      </w:pPr>
-      <w:r>
-        <w:rPr>
-          <w:sz w:val="20"/>
-        </w:rPr>
-        <w:t>ENV_IOSCH.INI [CNF] : OUT_HOLD_SEC(출고 유지 유예) / IN_HS_STATUS(입고 통로 15·16) / MANUAL_DIR_HOLD_SEC(수동 방향 전환 뒤 자동 억제).</w:t>
-      </w:r>
-    </w:p>
-    <w:p>
-      <w:pPr>
-        <w:pStyle w:val="ListBullet"/>
-        <w:ind w:left="624"/>
-      </w:pPr>
-      <w:r>
-        <w:rPr>
-          <w:sz w:val="20"/>
-        </w:rPr>
-        <w:t>체류는 경고만 한다(체류복구 폐기). 완료는 설비 신호로만 판정한다.</w:t>
-      </w:r>
-    </w:p>
-    <w:p/>
-    <w:p>
-      <w:pPr>
-        <w:pStyle w:val="Heading2"/>
-      </w:pPr>
-      <w:r>
-        <w:t>7.4 상위 통신 (WCS_TASK_HOST)</w:t>
-      </w:r>
-    </w:p>
-    <w:p>
-      <w:r>
-        <w:rPr>
-          <w:b/>
-          <w:i w:val="0"/>
-          <w:sz w:val="20"/>
-        </w:rPr>
-        <w:t>메뉴 PATH</w:t>
-      </w:r>
-    </w:p>
-    <w:p>
-      <w:pPr>
-        <w:ind w:left="283"/>
-      </w:pPr>
-      <w:r>
-        <w:rPr>
-          <w:b w:val="0"/>
-          <w:i w:val="0"/>
-          <w:sz w:val="20"/>
-        </w:rPr>
-        <w:t>ALL_TASK ▷ HOST 탭 (단독 : TASK\WCS_TASK_HOST\bin\Debug\TASK_LFC10_G1_ECSCOM.exe)</w:t>
-      </w:r>
-    </w:p>
-    <w:p>
-      <w:r>
-        <w:rPr>
-          <w:b/>
-          <w:i w:val="0"/>
-          <w:sz w:val="20"/>
-        </w:rPr>
-        <w:t>프로그램 개요</w:t>
-      </w:r>
-    </w:p>
-    <w:p>
-      <w:pPr>
-        <w:ind w:left="283"/>
-      </w:pPr>
-      <w:r>
-        <w:rPr>
-          <w:b w:val="0"/>
-          <w:i w:val="0"/>
-          <w:sz w:val="20"/>
-        </w:rPr>
-        <w:t>WMS/IMS 와 소켓(명령 수신/보고 송신)으로 전문을 교환한다. 스테이션 코드 변환(122→101, 124→104, 126→103, 129·130→102)을 담당한다.</w:t>
-      </w:r>
-    </w:p>
-    <w:p>
-      <w:r>
-        <w:rPr>
-          <w:b/>
-          <w:i w:val="0"/>
-          <w:sz w:val="20"/>
-        </w:rPr>
-        <w:t>화면</w:t>
-      </w:r>
-    </w:p>
-    <w:p>
-      <w:pPr>
-        <w:jc w:val="center"/>
-      </w:pPr>
-      <w:r>
-        <w:drawing>
-          <wp:inline xmlns:a="http://schemas.openxmlformats.org/drawingml/2006/main" xmlns:pic="http://schemas.openxmlformats.org/drawingml/2006/picture">
-            <wp:extent cx="5580000" cy="3850016"/>
-            <wp:docPr id="20" name="Picture 20"/>
-            <wp:cNvGraphicFramePr>
-              <a:graphicFrameLocks noChangeAspect="1"/>
-            </wp:cNvGraphicFramePr>
-            <a:graphic>
-              <a:graphicData uri="http://schemas.openxmlformats.org/drawingml/2006/picture">
-                <pic:pic>
-                  <pic:nvPicPr>
-                    <pic:cNvPr id="0" name="chk_TASK_LFC10_G1_ECSCOM.png"/>
-                    <pic:cNvPicPr/>
-                  </pic:nvPicPr>
-                  <pic:blipFill>
-                    <a:blip r:embed="rId28"/>
-                    <a:stretch>
-                      <a:fillRect/>
-                    </a:stretch>
-                  </pic:blipFill>
-                  <pic:spPr>
-                    <a:xfrm>
-                      <a:off x="0" y="0"/>
-                      <a:ext cx="5580000" cy="3850016"/>
-                    </a:xfrm>
-                    <a:prstGeom prst="rect"/>
-                  </pic:spPr>
-                </pic:pic>
-              </a:graphicData>
-            </a:graphic>
-          </wp:inline>
-        </w:drawing>
-      </w:r>
-    </w:p>
-    <w:p>
-      <w:r>
-        <w:rPr>
-          <w:b/>
-          <w:i w:val="0"/>
-          <w:sz w:val="20"/>
-        </w:rPr>
-        <w:t>※ 특기사항</w:t>
-      </w:r>
-    </w:p>
-    <w:p>
-      <w:pPr>
-        <w:pStyle w:val="ListBullet"/>
-        <w:ind w:left="624"/>
-      </w:pPr>
-      <w:r>
-        <w:rPr>
-          <w:sz w:val="20"/>
-        </w:rPr>
-        <w:t>완료(09)가 되면 즉시 F 를 보내고, 응답이 없으면 EcsComA.ini [Host] RE_REPORT_09_SEC(기본 60초)마다 다시 보낸다(5초 내 반영).</w:t>
-      </w:r>
-    </w:p>
-    <w:p/>
-    <w:p>
-      <w:pPr>
-        <w:pStyle w:val="Heading1"/>
-      </w:pPr>
-      <w:r>
-        <w:t>8. 운전 중 예외 처리</w:t>
+        <w:t>7. 운전 중 예외 처리</w:t>
       </w:r>
     </w:p>
     <w:tbl>
@@ -4346,7 +3476,7 @@
               <w:rPr>
                 <w:sz w:val="18"/>
               </w:rPr>
-              <w:t>설비(S/C·RGV)가 반송 중 멈춰, 운전원이 화물을 목적지에 손으로 옮겨 놓음</w:t>
+              <w:t>설비(S/C·RGV)가 반송 중 멈춰, 사용자이 화물을 목적지에 손으로 옮겨 놓음</w:t>
             </w:r>
           </w:p>
         </w:tc>
@@ -4386,7 +3516,7 @@
         <w:rPr>
           <w:sz w:val="20"/>
         </w:rPr>
-        <w:t>WCS 는 반송 중인 설비에 "다른 곳에 내려라"(대체 목적지)나 "이 반송을 포기해라"(취소)를 지시할 수 없다. 설비 인터페이스에 해당 신호가 없기 때문이다 - 명령은 출발지/도착지/작업번호와 요청 스트로브뿐이다.</w:t>
+        <w:t>WCS 는 반송 중인 설비에 "다른 곳에 내려라"(대체 목적지)나 "이 반송을 포기해라"(취소)를 지시할 수 없다. 설비 인터페이스에 해당 신호가 없기 때문이다 - 명령은 출발지/도착지/작업번호와 요청 비트(TransferRequest)뿐이다.</w:t>
       </w:r>
     </w:p>
     <w:p>
@@ -4398,7 +3528,7 @@
         <w:rPr>
           <w:sz w:val="20"/>
         </w:rPr>
-        <w:t>구 ECS 도 같았다. 대체 목적지 처리는 프레임워크에 정의만 있고 실제 로직은 없었으며, 구 EQP_TASK 는 일정 시간이 지나면 핸드셰이크를 리셋해 같은 자리에서 다시 시도하게 했을 뿐이다.</w:t>
+        <w:t>구 ECS 도 같았다. 대체 목적지 처리는 프레임워크에 정의만 있고 실제 로직은 없었으며, 구 EQP_TASK 는 일정 시간이 지나면 요청 → 응답(ACK) → 해제 한 바퀴를 되돌려 같은 자리에서 다시 시도하게 했을 뿐이다.</w:t>
       </w:r>
     </w:p>
     <w:p>
@@ -4445,7 +3575,7 @@
           <w:i w:val="0"/>
           <w:sz w:val="20"/>
         </w:rPr>
-        <w:t>크레인이 입·출고 중 오류로 화물을 든 채 멈추면, 운전원이 크레인 수동조작으로 화물을 출고 H/S 에 내려놓아 크레인을 먼저 살린다. 이때 내려놓은 화물에는 작업번호가 없어 WCS 가 그 화물의 존재는 알아도(파렛트 감지) 누구의 것인지 모른다. [H/S 배출] 은 그 화물에 배출용 작업번호를 붙여 출고대까지 내보내는 기능이다.</w:t>
+        <w:t>크레인이 입·출고 중 오류로 화물을 든 채 멈추면, 사용자이 크레인 수동조작으로 화물을 출고 H/S 에 내려놓아 크레인을 먼저 살린다. 이때 내려놓은 화물에는 작업번호가 없어 WCS 가 그 화물의 존재는 알아도(파렛트 감지) 누구의 것인지 모른다. [H/S 배출] 은 그 화물에 배출용 작업번호를 붙여 출고대까지 내보내는 기능이다.</w:t>
       </w:r>
     </w:p>
     <w:tbl>
@@ -5051,7 +4181,7 @@
           <w:i w:val="0"/>
           <w:sz w:val="20"/>
         </w:rPr>
-        <w:t>설비가 반송 중 이상으로 멈췄을 때, 운전원이 화물을 ★설비가 놓아야 할 자리에★ 손으로 옮겨 놓은 뒤 "그 설비 단계는 끝난 것으로 하라"고 알리는 조작이다. PLC 에 무엇을 시키는 것이 아니라 WCS 의 작업 상태만 다음 단계로 넘기는 것이라, 설비 인터페이스에 신호가 없어도 성립한다.</w:t>
+        <w:t>설비가 반송 중 이상으로 멈췄을 때, 사용자이 화물을 ★설비가 놓아야 할 자리에★ 손으로 옮겨 놓은 뒤 "그 설비 단계는 끝난 것으로 하라"고 알리는 조작이다. PLC 에 무엇을 시키는 것이 아니라 WCS 의 작업 상태만 다음 단계로 넘기는 것이라, 설비 인터페이스에 신호가 없어도 성립한다.</w:t>
       </w:r>
     </w:p>
     <w:tbl>
@@ -5295,7 +4425,7 @@
         <w:rPr>
           <w:sz w:val="20"/>
         </w:rPr>
-        <w:t>설비에 이미 넘어간 반송지시는 ★취소할 수 없다★(인터페이스에 취소 신호가 없다). 다만 취소할 필요도 없다 - 설비가 지시를 집어든 순간 명령 스트로브는 PLC 가 스스로 내리고, WCS 의 지시 요청도 그때 이미 소비된다. 남는 것은 설비의 물리적 상태뿐이고 그것은 조작반에서 사람이 푼다.</w:t>
+        <w:t>설비에 이미 넘어간 반송지시는 ★취소할 수 없다★(인터페이스에 취소 신호가 없다). 다만 취소할 필요도 없다 - 설비가 지시를 집어든 순간 요청 비트(TransferRequest)는 PLC 가 스스로 내리고, WCS 의 지시 요청도 그때 이미 소비된다. 남는 것은 설비의 물리적 상태뿐이고 그것은 조작반에서 사람이 푼다.</w:t>
       </w:r>
     </w:p>
     <w:p>
